--- a/TestCases/MultipleImages.docx
+++ b/TestCases/MultipleImages.docx
@@ -29,7 +29,7 @@
             <w:r>
               <w:drawing>
                 <wp:inline>
-                  <wp:extent cx="3988498" cy="2006028"/>
+                  <wp:extent cx="1994248" cy="2006028"/>
                   <wp:docPr id="1" name="Picture"/>
                   <a:graphic xmlns:a="http://schemas.openxmlformats.org/drawingml/2006/main">
                     <a:graphicData uri="http://schemas.openxmlformats.org/drawingml/2006/picture">
@@ -39,7 +39,7 @@
                           <pic:cNvPicPr/>
                         </pic:nvPicPr>
                         <pic:blipFill>
-                          <a:blip r:embed="R0849f11e60714794"/>
+                          <a:blip r:embed="Rf8bf75f007434dbe"/>
                           <a:stretch>
                             <a:fillRect/>
                           </a:stretch>
@@ -47,7 +47,109 @@
                         <pic:spPr>
                           <a:xfrm>
                             <a:off x="0" y="0"/>
-                            <a:ext cx="3988498" cy="2006028"/>
+                            <a:ext cx="1994248" cy="2006028"/>
+                          </a:xfrm>
+                          <a:prstGeom prst="rect">
+                            <a:avLst/>
+                          </a:prstGeom>
+                        </pic:spPr>
+                      </pic:pic>
+                    </a:graphicData>
+                  </a:graphic>
+                </wp:inline>
+              </w:drawing>
+            </w:r>
+          </w:p>
+          <w:p>
+            <w:pPr>
+              <w:jc w:val="center"/>
+            </w:pPr>
+            <w:r>
+              <w:t>Screenshot 2026-02-23 144811 - Copy - Copy</w:t>
+            </w:r>
+          </w:p>
+          <w:tcPr>
+            <w:tcW w:w="3489" w:type="dxa"/>
+          </w:tcPr>
+        </w:tc>
+        <w:tc>
+          <w:p>
+            <w:pPr>
+              <w:jc w:val="center"/>
+            </w:pPr>
+            <w:r>
+              <w:drawing>
+                <wp:inline>
+                  <wp:extent cx="1994248" cy="2006028"/>
+                  <wp:docPr id="2" name="Picture"/>
+                  <a:graphic xmlns:a="http://schemas.openxmlformats.org/drawingml/2006/main">
+                    <a:graphicData uri="http://schemas.openxmlformats.org/drawingml/2006/picture">
+                      <pic:pic xmlns:pic="http://schemas.openxmlformats.org/drawingml/2006/picture">
+                        <pic:nvPicPr>
+                          <pic:cNvPr id="0" name="Image"/>
+                          <pic:cNvPicPr/>
+                        </pic:nvPicPr>
+                        <pic:blipFill>
+                          <a:blip r:embed="R4b2c9cbdaf14491a"/>
+                          <a:stretch>
+                            <a:fillRect/>
+                          </a:stretch>
+                        </pic:blipFill>
+                        <pic:spPr>
+                          <a:xfrm>
+                            <a:off x="0" y="0"/>
+                            <a:ext cx="1994248" cy="2006028"/>
+                          </a:xfrm>
+                          <a:prstGeom prst="rect">
+                            <a:avLst/>
+                          </a:prstGeom>
+                        </pic:spPr>
+                      </pic:pic>
+                    </a:graphicData>
+                  </a:graphic>
+                </wp:inline>
+              </w:drawing>
+            </w:r>
+          </w:p>
+          <w:p>
+            <w:pPr>
+              <w:jc w:val="center"/>
+            </w:pPr>
+            <w:r>
+              <w:t>Screenshot 2026-02-23 144811 - Copy</w:t>
+            </w:r>
+          </w:p>
+          <w:tcPr>
+            <w:tcW w:w="3489" w:type="dxa"/>
+          </w:tcPr>
+        </w:tc>
+        <w:tc>
+          <w:p>
+            <w:pPr>
+              <w:jc w:val="center"/>
+            </w:pPr>
+            <w:r>
+              <w:drawing>
+                <wp:inline>
+                  <wp:extent cx="1994248" cy="2006028"/>
+                  <wp:docPr id="3" name="Picture"/>
+                  <a:graphic xmlns:a="http://schemas.openxmlformats.org/drawingml/2006/main">
+                    <a:graphicData uri="http://schemas.openxmlformats.org/drawingml/2006/picture">
+                      <pic:pic xmlns:pic="http://schemas.openxmlformats.org/drawingml/2006/picture">
+                        <pic:nvPicPr>
+                          <pic:cNvPr id="0" name="Image"/>
+                          <pic:cNvPicPr/>
+                        </pic:nvPicPr>
+                        <pic:blipFill>
+                          <a:blip r:embed="Re79548a617094a96"/>
+                          <a:stretch>
+                            <a:fillRect/>
+                          </a:stretch>
+                        </pic:blipFill>
+                        <pic:spPr>
+                          <a:xfrm>
+                            <a:off x="0" y="0"/>
+                            <a:ext cx="1994248" cy="2006028"/>
                           </a:xfrm>
                           <a:prstGeom prst="rect">
                             <a:avLst/>
@@ -69,7 +171,7 @@
             </w:r>
           </w:p>
           <w:tcPr>
-            <w:tcW w:w="6979" w:type="dxa"/>
+            <w:tcW w:w="3489" w:type="dxa"/>
           </w:tcPr>
         </w:tc>
         <w:tc>
@@ -80,8 +182,8 @@
             <w:r>
               <w:drawing>
                 <wp:inline>
-                  <wp:extent cx="3988498" cy="2006028"/>
-                  <wp:docPr id="2" name="Picture"/>
+                  <wp:extent cx="1994248" cy="2006028"/>
+                  <wp:docPr id="4" name="Picture"/>
                   <a:graphic xmlns:a="http://schemas.openxmlformats.org/drawingml/2006/main">
                     <a:graphicData uri="http://schemas.openxmlformats.org/drawingml/2006/picture">
                       <pic:pic xmlns:pic="http://schemas.openxmlformats.org/drawingml/2006/picture">
@@ -90,7 +192,7 @@
                           <pic:cNvPicPr/>
                         </pic:nvPicPr>
                         <pic:blipFill>
-                          <a:blip r:embed="R0ea3da02203745e8"/>
+                          <a:blip r:embed="R28817a80a4ee4225"/>
                           <a:stretch>
                             <a:fillRect/>
                           </a:stretch>
@@ -98,7 +200,60 @@
                         <pic:spPr>
                           <a:xfrm>
                             <a:off x="0" y="0"/>
-                            <a:ext cx="3988498" cy="2006028"/>
+                            <a:ext cx="1994248" cy="2006028"/>
+                          </a:xfrm>
+                          <a:prstGeom prst="rect">
+                            <a:avLst/>
+                          </a:prstGeom>
+                        </pic:spPr>
+                      </pic:pic>
+                    </a:graphicData>
+                  </a:graphic>
+                </wp:inline>
+              </w:drawing>
+            </w:r>
+          </w:p>
+          <w:p>
+            <w:pPr>
+              <w:jc w:val="center"/>
+            </w:pPr>
+            <w:r>
+              <w:t>Screenshot 2026-03-12 204913 - Copy</w:t>
+            </w:r>
+          </w:p>
+          <w:tcPr>
+            <w:tcW w:w="3489" w:type="dxa"/>
+          </w:tcPr>
+        </w:tc>
+      </w:tr>
+      <w:tr>
+        <w:tc>
+          <w:p>
+            <w:pPr>
+              <w:jc w:val="center"/>
+            </w:pPr>
+            <w:r>
+              <w:drawing>
+                <wp:inline>
+                  <wp:extent cx="1994248" cy="2006028"/>
+                  <wp:docPr id="5" name="Picture"/>
+                  <a:graphic xmlns:a="http://schemas.openxmlformats.org/drawingml/2006/main">
+                    <a:graphicData uri="http://schemas.openxmlformats.org/drawingml/2006/picture">
+                      <pic:pic xmlns:pic="http://schemas.openxmlformats.org/drawingml/2006/picture">
+                        <pic:nvPicPr>
+                          <pic:cNvPr id="0" name="Image"/>
+                          <pic:cNvPicPr/>
+                        </pic:nvPicPr>
+                        <pic:blipFill>
+                          <a:blip r:embed="R15cb7287032c4a28"/>
+                          <a:stretch>
+                            <a:fillRect/>
+                          </a:stretch>
+                        </pic:blipFill>
+                        <pic:spPr>
+                          <a:xfrm>
+                            <a:off x="0" y="0"/>
+                            <a:ext cx="1994248" cy="2006028"/>
                           </a:xfrm>
                           <a:prstGeom prst="rect">
                             <a:avLst/>
@@ -120,11 +275,9 @@
             </w:r>
           </w:p>
           <w:tcPr>
-            <w:tcW w:w="6979" w:type="dxa"/>
+            <w:tcW w:w="3489" w:type="dxa"/>
           </w:tcPr>
         </w:tc>
-      </w:tr>
-      <w:tr>
         <w:tc>
           <w:p>
             <w:pPr>
@@ -133,8 +286,8 @@
             <w:r>
               <w:drawing>
                 <wp:inline>
-                  <wp:extent cx="3988498" cy="2006028"/>
-                  <wp:docPr id="3" name="Picture"/>
+                  <wp:extent cx="1994248" cy="2006028"/>
+                  <wp:docPr id="6" name="Picture"/>
                   <a:graphic xmlns:a="http://schemas.openxmlformats.org/drawingml/2006/main">
                     <a:graphicData uri="http://schemas.openxmlformats.org/drawingml/2006/picture">
                       <pic:pic xmlns:pic="http://schemas.openxmlformats.org/drawingml/2006/picture">
@@ -143,7 +296,7 @@
                           <pic:cNvPicPr/>
                         </pic:nvPicPr>
                         <pic:blipFill>
-                          <a:blip r:embed="R6a6fd817d61f40ec"/>
+                          <a:blip r:embed="R37360dd601204fdd"/>
                           <a:stretch>
                             <a:fillRect/>
                           </a:stretch>
@@ -151,7 +304,58 @@
                         <pic:spPr>
                           <a:xfrm>
                             <a:off x="0" y="0"/>
-                            <a:ext cx="3988498" cy="2006028"/>
+                            <a:ext cx="1994248" cy="2006028"/>
+                          </a:xfrm>
+                          <a:prstGeom prst="rect">
+                            <a:avLst/>
+                          </a:prstGeom>
+                        </pic:spPr>
+                      </pic:pic>
+                    </a:graphicData>
+                  </a:graphic>
+                </wp:inline>
+              </w:drawing>
+            </w:r>
+          </w:p>
+          <w:p>
+            <w:pPr>
+              <w:jc w:val="center"/>
+            </w:pPr>
+            <w:r>
+              <w:t>Screenshot 2026-03-12 204959 - Copy</w:t>
+            </w:r>
+          </w:p>
+          <w:tcPr>
+            <w:tcW w:w="3489" w:type="dxa"/>
+          </w:tcPr>
+        </w:tc>
+        <w:tc>
+          <w:p>
+            <w:pPr>
+              <w:jc w:val="center"/>
+            </w:pPr>
+            <w:r>
+              <w:drawing>
+                <wp:inline>
+                  <wp:extent cx="1994248" cy="2006028"/>
+                  <wp:docPr id="7" name="Picture"/>
+                  <a:graphic xmlns:a="http://schemas.openxmlformats.org/drawingml/2006/main">
+                    <a:graphicData uri="http://schemas.openxmlformats.org/drawingml/2006/picture">
+                      <pic:pic xmlns:pic="http://schemas.openxmlformats.org/drawingml/2006/picture">
+                        <pic:nvPicPr>
+                          <pic:cNvPr id="0" name="Image"/>
+                          <pic:cNvPicPr/>
+                        </pic:nvPicPr>
+                        <pic:blipFill>
+                          <a:blip r:embed="R6a162fb14e984a38"/>
+                          <a:stretch>
+                            <a:fillRect/>
+                          </a:stretch>
+                        </pic:blipFill>
+                        <pic:spPr>
+                          <a:xfrm>
+                            <a:off x="0" y="0"/>
+                            <a:ext cx="1994248" cy="2006028"/>
                           </a:xfrm>
                           <a:prstGeom prst="rect">
                             <a:avLst/>
@@ -173,12 +377,165 @@
             </w:r>
           </w:p>
           <w:tcPr>
-            <w:tcW w:w="6979" w:type="dxa"/>
+            <w:tcW w:w="3489" w:type="dxa"/>
+          </w:tcPr>
+        </w:tc>
+        <w:tc>
+          <w:p>
+            <w:pPr>
+              <w:jc w:val="center"/>
+            </w:pPr>
+            <w:r>
+              <w:drawing>
+                <wp:inline>
+                  <wp:extent cx="1994248" cy="2006028"/>
+                  <wp:docPr id="8" name="Picture"/>
+                  <a:graphic xmlns:a="http://schemas.openxmlformats.org/drawingml/2006/main">
+                    <a:graphicData uri="http://schemas.openxmlformats.org/drawingml/2006/picture">
+                      <pic:pic xmlns:pic="http://schemas.openxmlformats.org/drawingml/2006/picture">
+                        <pic:nvPicPr>
+                          <pic:cNvPr id="0" name="Image"/>
+                          <pic:cNvPicPr/>
+                        </pic:nvPicPr>
+                        <pic:blipFill>
+                          <a:blip r:embed="Rc1c2867566d34c31"/>
+                          <a:stretch>
+                            <a:fillRect/>
+                          </a:stretch>
+                        </pic:blipFill>
+                        <pic:spPr>
+                          <a:xfrm>
+                            <a:off x="0" y="0"/>
+                            <a:ext cx="1994248" cy="2006028"/>
+                          </a:xfrm>
+                          <a:prstGeom prst="rect">
+                            <a:avLst/>
+                          </a:prstGeom>
+                        </pic:spPr>
+                      </pic:pic>
+                    </a:graphicData>
+                  </a:graphic>
+                </wp:inline>
+              </w:drawing>
+            </w:r>
+          </w:p>
+          <w:p>
+            <w:pPr>
+              <w:jc w:val="center"/>
+            </w:pPr>
+            <w:r>
+              <w:t>Screenshot 2026-03-16 164107 - Copy</w:t>
+            </w:r>
+          </w:p>
+          <w:tcPr>
+            <w:tcW w:w="3489" w:type="dxa"/>
+          </w:tcPr>
+        </w:tc>
+      </w:tr>
+    </w:tbl>
+    <w:p>
+      <w:r>
+        <w:br w:type="page"/>
+      </w:r>
+    </w:p>
+    <w:tbl>
+      <w:tblPr>
+        <w:tblBorders>
+          <w:top w:val="none"/>
+          <w:bottom w:val="none"/>
+          <w:left w:val="none"/>
+          <w:right w:val="none"/>
+          <w:insideH w:val="none"/>
+          <w:insideV w:val="none"/>
+        </w:tblBorders>
+      </w:tblPr>
+      <w:tr>
+        <w:tc>
+          <w:p>
+            <w:pPr>
+              <w:jc w:val="center"/>
+            </w:pPr>
+            <w:r>
+              <w:drawing>
+                <wp:inline>
+                  <wp:extent cx="1994248" cy="2006028"/>
+                  <wp:docPr id="9" name="Picture"/>
+                  <a:graphic xmlns:a="http://schemas.openxmlformats.org/drawingml/2006/main">
+                    <a:graphicData uri="http://schemas.openxmlformats.org/drawingml/2006/picture">
+                      <pic:pic xmlns:pic="http://schemas.openxmlformats.org/drawingml/2006/picture">
+                        <pic:nvPicPr>
+                          <pic:cNvPr id="0" name="Image"/>
+                          <pic:cNvPicPr/>
+                        </pic:nvPicPr>
+                        <pic:blipFill>
+                          <a:blip r:embed="Rfb61368822104bd8"/>
+                          <a:stretch>
+                            <a:fillRect/>
+                          </a:stretch>
+                        </pic:blipFill>
+                        <pic:spPr>
+                          <a:xfrm>
+                            <a:off x="0" y="0"/>
+                            <a:ext cx="1994248" cy="2006028"/>
+                          </a:xfrm>
+                          <a:prstGeom prst="rect">
+                            <a:avLst/>
+                          </a:prstGeom>
+                        </pic:spPr>
+                      </pic:pic>
+                    </a:graphicData>
+                  </a:graphic>
+                </wp:inline>
+              </w:drawing>
+            </w:r>
+          </w:p>
+          <w:p>
+            <w:pPr>
+              <w:jc w:val="center"/>
+            </w:pPr>
+            <w:r>
+              <w:t>Screenshot 2026-03-16 164107</w:t>
+            </w:r>
+          </w:p>
+          <w:tcPr>
+            <w:tcW w:w="3489" w:type="dxa"/>
           </w:tcPr>
         </w:tc>
         <w:tc>
           <w:tcPr>
-            <w:tcW w:w="6979" w:type="dxa"/>
+            <w:tcW w:w="3489" w:type="dxa"/>
+          </w:tcPr>
+        </w:tc>
+        <w:tc>
+          <w:tcPr>
+            <w:tcW w:w="3489" w:type="dxa"/>
+          </w:tcPr>
+        </w:tc>
+        <w:tc>
+          <w:tcPr>
+            <w:tcW w:w="3489" w:type="dxa"/>
+          </w:tcPr>
+        </w:tc>
+      </w:tr>
+      <w:tr>
+        <w:tc>
+          <w:tcPr>
+            <w:tcW w:w="3489" w:type="dxa"/>
+          </w:tcPr>
+        </w:tc>
+        <w:tc>
+          <w:tcPr>
+            <w:tcW w:w="3489" w:type="dxa"/>
+          </w:tcPr>
+        </w:tc>
+        <w:tc>
+          <w:tcPr>
+            <w:tcW w:w="3489" w:type="dxa"/>
+          </w:tcPr>
+        </w:tc>
+        <w:tc>
+          <w:tcPr>
+            <w:tcW w:w="3489" w:type="dxa"/>
           </w:tcPr>
         </w:tc>
       </w:tr>
